--- a/skills/geo-tracking-plan/examples/xingfan-demo/xingfan-cn-geo-tracking-plan.docx
+++ b/skills/geo-tracking-plan/examples/xingfan-demo/xingfan-cn-geo-tracking-plan.docx
@@ -1059,7 +1059,44 @@
           <w:szCs w:val="56"/>
           <w:b/>
         </w:rPr>
-        <w:t xml:space="preserve">直接效果追踪方案</w:t>
+        <w:t xml:space="preserve">效果追踪方法与原理说明</w:t>
+      </w:r>
+    </w:p>
+    <w:p>
+      <w:pPr>
+        <w:spacing w:before="0" w:after="120"/>
+      </w:pPr>
+      <w:r>
+        <w:rPr>
+          <w:sz w:val="42"/>
+          <w:szCs w:val="42"/>
+        </w:rPr>
+        <w:t xml:space="preserve">该示例把 GEO 价值拆成品牌层价值与效果转化层价值。品牌层价值体现在 AI 推荐带来的第三方背书、品牌可信度提升与后续主动搜索意愿增强；效果转化层价值则进一步拆成可直接观测的结果与间接促进的结果。</w:t>
+      </w:r>
+    </w:p>
+    <w:p>
+      <w:pPr>
+        <w:spacing w:before="0" w:after="120"/>
+      </w:pPr>
+      <w:r>
+        <w:rPr>
+          <w:sz w:val="42"/>
+          <w:szCs w:val="42"/>
+        </w:rPr>
+        <w:t xml:space="preserve">对国内 GEO 来说，用户常常在 AI 平台里先形成判断，再转向官网、企业微信、热线或顾问沟通，因此方法论重点不是单看官网表单，而是把官网与官网外的承接动作一起写进可回收的来源体系。</w:t>
+      </w:r>
+    </w:p>
+    <w:p>
+      <w:pPr>
+        <w:spacing w:before="0" w:after="100"/>
+      </w:pPr>
+      <w:r>
+        <w:rPr>
+          <w:sz w:val="44"/>
+          <w:szCs w:val="44"/>
+          <w:b/>
+        </w:rPr>
+        <w:t xml:space="preserve">国内 GEO 承接与归因链路图示</w:t>
       </w:r>
     </w:p>
     <w:tbl>
@@ -1077,7 +1114,7 @@
       <w:tr>
         <w:tc>
           <w:tcPr>
-            <w:tcW w:w="2250" w:type="dxa"/>
+            <w:tcW w:w="3000" w:type="dxa"/>
           </w:tcPr>
           <w:p>
             <w:pPr>
@@ -1089,13 +1126,13 @@
                 <w:szCs w:val="20"/>
                 <w:b/>
               </w:rPr>
-              <w:t xml:space="preserve">监测动作</w:t>
-            </w:r>
-          </w:p>
-        </w:tc>
-        <w:tc>
-          <w:tcPr>
-            <w:tcW w:w="2250" w:type="dxa"/>
+              <w:t xml:space="preserve">阶段</w:t>
+            </w:r>
+          </w:p>
+        </w:tc>
+        <w:tc>
+          <w:tcPr>
+            <w:tcW w:w="3000" w:type="dxa"/>
           </w:tcPr>
           <w:p>
             <w:pPr>
@@ -1107,13 +1144,13 @@
                 <w:szCs w:val="20"/>
                 <w:b/>
               </w:rPr>
-              <w:t xml:space="preserve">实现方式</w:t>
-            </w:r>
-          </w:p>
-        </w:tc>
-        <w:tc>
-          <w:tcPr>
-            <w:tcW w:w="2250" w:type="dxa"/>
+              <w:t xml:space="preserve">步骤</w:t>
+            </w:r>
+          </w:p>
+        </w:tc>
+        <w:tc>
+          <w:tcPr>
+            <w:tcW w:w="3000" w:type="dxa"/>
           </w:tcPr>
           <w:p>
             <w:pPr>
@@ -1125,463 +1162,277 @@
                 <w:szCs w:val="20"/>
                 <w:b/>
               </w:rPr>
-              <w:t xml:space="preserve">适配理由</w:t>
-            </w:r>
-          </w:p>
-        </w:tc>
-        <w:tc>
-          <w:tcPr>
-            <w:tcW w:w="2250" w:type="dxa"/>
-          </w:tcPr>
-          <w:p>
-            <w:pPr>
-              <w:spacing w:before="60" w:after="60"/>
-            </w:pPr>
-            <w:r>
-              <w:rPr>
-                <w:sz w:val="20"/>
-                <w:szCs w:val="20"/>
-                <w:b/>
-              </w:rPr>
-              <w:t xml:space="preserve">优先级</w:t>
-            </w:r>
-          </w:p>
-        </w:tc>
-      </w:tr>
-      <w:tr>
-        <w:tc>
-          <w:tcPr>
-            <w:tcW w:w="2250" w:type="dxa"/>
-          </w:tcPr>
-          <w:p>
-            <w:pPr>
-              <w:spacing w:before="60" w:after="60"/>
-            </w:pPr>
-            <w:r>
-              <w:rPr>
-                <w:sz w:val="20"/>
-                <w:szCs w:val="20"/>
-              </w:rPr>
-              <w:t xml:space="preserve">GEO 专属活动页</w:t>
-            </w:r>
-          </w:p>
-        </w:tc>
-        <w:tc>
-          <w:tcPr>
-            <w:tcW w:w="2250" w:type="dxa"/>
-          </w:tcPr>
-          <w:p>
-            <w:pPr>
-              <w:spacing w:before="60" w:after="60"/>
-            </w:pPr>
-            <w:r>
-              <w:rPr>
-                <w:sz w:val="20"/>
-                <w:szCs w:val="20"/>
-              </w:rPr>
-              <w:t xml:space="preserve">围绕销售自动化、线索管理、顾问协同三类高意向主题建设独立活动页，并绑定专属咨询 CTA。</w:t>
-            </w:r>
-          </w:p>
-        </w:tc>
-        <w:tc>
-          <w:tcPr>
-            <w:tcW w:w="2250" w:type="dxa"/>
-          </w:tcPr>
-          <w:p>
-            <w:pPr>
-              <w:spacing w:before="60" w:after="60"/>
-            </w:pPr>
-            <w:r>
-              <w:rPr>
-                <w:sz w:val="20"/>
-                <w:szCs w:val="20"/>
-              </w:rPr>
-              <w:t xml:space="preserve">把 AI 触发的高意向访问和普通官网访问拆开。</w:t>
-            </w:r>
-          </w:p>
-        </w:tc>
-        <w:tc>
-          <w:tcPr>
-            <w:tcW w:w="2250" w:type="dxa"/>
-          </w:tcPr>
-          <w:p>
-            <w:pPr>
-              <w:spacing w:before="60" w:after="60"/>
-            </w:pPr>
-            <w:r>
-              <w:rPr>
-                <w:sz w:val="20"/>
-                <w:szCs w:val="20"/>
-              </w:rPr>
-              <w:t xml:space="preserve">P0</w:t>
-            </w:r>
-          </w:p>
-        </w:tc>
-      </w:tr>
-      <w:tr>
-        <w:tc>
-          <w:tcPr>
-            <w:tcW w:w="2250" w:type="dxa"/>
-          </w:tcPr>
-          <w:p>
-            <w:pPr>
-              <w:spacing w:before="60" w:after="60"/>
-            </w:pPr>
-            <w:r>
-              <w:rPr>
-                <w:sz w:val="20"/>
-                <w:szCs w:val="20"/>
-              </w:rPr>
-              <w:t xml:space="preserve">咨询口令 / 诊断码</w:t>
-            </w:r>
-          </w:p>
-        </w:tc>
-        <w:tc>
-          <w:tcPr>
-            <w:tcW w:w="2250" w:type="dxa"/>
-          </w:tcPr>
-          <w:p>
-            <w:pPr>
-              <w:spacing w:before="60" w:after="60"/>
-            </w:pPr>
-            <w:r>
-              <w:rPr>
-                <w:sz w:val="20"/>
-                <w:szCs w:val="20"/>
-              </w:rPr>
-              <w:t xml:space="preserve">为 DeepSeek、豆包、元宝等场景分别设计可记忆的咨询口令或诊断码，并要求顾问录入 CRM。</w:t>
-            </w:r>
-          </w:p>
-        </w:tc>
-        <w:tc>
-          <w:tcPr>
-            <w:tcW w:w="2250" w:type="dxa"/>
-          </w:tcPr>
-          <w:p>
-            <w:pPr>
-              <w:spacing w:before="60" w:after="60"/>
-            </w:pPr>
-            <w:r>
-              <w:rPr>
-                <w:sz w:val="20"/>
-                <w:szCs w:val="20"/>
-              </w:rPr>
-              <w:t xml:space="preserve">适合在 referer 不稳定时恢复来源。</w:t>
-            </w:r>
-          </w:p>
-        </w:tc>
-        <w:tc>
-          <w:tcPr>
-            <w:tcW w:w="2250" w:type="dxa"/>
-          </w:tcPr>
-          <w:p>
-            <w:pPr>
-              <w:spacing w:before="60" w:after="60"/>
-            </w:pPr>
-            <w:r>
-              <w:rPr>
-                <w:sz w:val="20"/>
-                <w:szCs w:val="20"/>
-              </w:rPr>
-              <w:t xml:space="preserve">P0</w:t>
-            </w:r>
-          </w:p>
-        </w:tc>
-      </w:tr>
-      <w:tr>
-        <w:tc>
-          <w:tcPr>
-            <w:tcW w:w="2250" w:type="dxa"/>
-          </w:tcPr>
-          <w:p>
-            <w:pPr>
-              <w:spacing w:before="60" w:after="60"/>
-            </w:pPr>
-            <w:r>
-              <w:rPr>
-                <w:sz w:val="20"/>
-                <w:szCs w:val="20"/>
-              </w:rPr>
-              <w:t xml:space="preserve">企业微信活码分流</w:t>
-            </w:r>
-          </w:p>
-        </w:tc>
-        <w:tc>
-          <w:tcPr>
-            <w:tcW w:w="2250" w:type="dxa"/>
-          </w:tcPr>
-          <w:p>
-            <w:pPr>
-              <w:spacing w:before="60" w:after="60"/>
-            </w:pPr>
-            <w:r>
-              <w:rPr>
-                <w:sz w:val="20"/>
-                <w:szCs w:val="20"/>
-              </w:rPr>
-              <w:t xml:space="preserve">按平台或关键词主题配置不同企微活码，并将活码 ID 回写到线索记录。</w:t>
-            </w:r>
-          </w:p>
-        </w:tc>
-        <w:tc>
-          <w:tcPr>
-            <w:tcW w:w="2250" w:type="dxa"/>
-          </w:tcPr>
-          <w:p>
-            <w:pPr>
-              <w:spacing w:before="60" w:after="60"/>
-            </w:pPr>
-            <w:r>
-              <w:rPr>
-                <w:sz w:val="20"/>
-                <w:szCs w:val="20"/>
-              </w:rPr>
-              <w:t xml:space="preserve">国内高意向线索常直接转向企业微信沟通。</w:t>
-            </w:r>
-          </w:p>
-        </w:tc>
-        <w:tc>
-          <w:tcPr>
-            <w:tcW w:w="2250" w:type="dxa"/>
-          </w:tcPr>
-          <w:p>
-            <w:pPr>
-              <w:spacing w:before="60" w:after="60"/>
-            </w:pPr>
-            <w:r>
-              <w:rPr>
-                <w:sz w:val="20"/>
-                <w:szCs w:val="20"/>
-              </w:rPr>
-              <w:t xml:space="preserve">P0</w:t>
-            </w:r>
-          </w:p>
-        </w:tc>
-      </w:tr>
-      <w:tr>
-        <w:tc>
-          <w:tcPr>
-            <w:tcW w:w="2250" w:type="dxa"/>
-          </w:tcPr>
-          <w:p>
-            <w:pPr>
-              <w:spacing w:before="60" w:after="60"/>
-            </w:pPr>
-            <w:r>
-              <w:rPr>
-                <w:sz w:val="20"/>
-                <w:szCs w:val="20"/>
-              </w:rPr>
-              <w:t xml:space="preserve">热线分机 / IVR 标识</w:t>
-            </w:r>
-          </w:p>
-        </w:tc>
-        <w:tc>
-          <w:tcPr>
-            <w:tcW w:w="2250" w:type="dxa"/>
-          </w:tcPr>
-          <w:p>
-            <w:pPr>
-              <w:spacing w:before="60" w:after="60"/>
-            </w:pPr>
-            <w:r>
-              <w:rPr>
-                <w:sz w:val="20"/>
-                <w:szCs w:val="20"/>
-              </w:rPr>
-              <w:t xml:space="preserve">为 GEO 活动页配置专属热线分机或电话菜单选项，并在通话系统中记录分机来源。</w:t>
-            </w:r>
-          </w:p>
-        </w:tc>
-        <w:tc>
-          <w:tcPr>
-            <w:tcW w:w="2250" w:type="dxa"/>
-          </w:tcPr>
-          <w:p>
-            <w:pPr>
-              <w:spacing w:before="60" w:after="60"/>
-            </w:pPr>
-            <w:r>
-              <w:rPr>
-                <w:sz w:val="20"/>
-                <w:szCs w:val="20"/>
-              </w:rPr>
-              <w:t xml:space="preserve">电话仍是部分中国 B2B 场景里的关键承接动作。</w:t>
-            </w:r>
-          </w:p>
-        </w:tc>
-        <w:tc>
-          <w:tcPr>
-            <w:tcW w:w="2250" w:type="dxa"/>
-          </w:tcPr>
-          <w:p>
-            <w:pPr>
-              <w:spacing w:before="60" w:after="60"/>
-            </w:pPr>
-            <w:r>
-              <w:rPr>
-                <w:sz w:val="20"/>
-                <w:szCs w:val="20"/>
-              </w:rPr>
-              <w:t xml:space="preserve">P1</w:t>
-            </w:r>
-          </w:p>
-        </w:tc>
-      </w:tr>
-      <w:tr>
-        <w:tc>
-          <w:tcPr>
-            <w:tcW w:w="2250" w:type="dxa"/>
-          </w:tcPr>
-          <w:p>
-            <w:pPr>
-              <w:spacing w:before="60" w:after="60"/>
-            </w:pPr>
-            <w:r>
-              <w:rPr>
-                <w:sz w:val="20"/>
-                <w:szCs w:val="20"/>
-              </w:rPr>
-              <w:t xml:space="preserve">顾问首问标准问卷</w:t>
-            </w:r>
-          </w:p>
-        </w:tc>
-        <w:tc>
-          <w:tcPr>
-            <w:tcW w:w="2250" w:type="dxa"/>
-          </w:tcPr>
-          <w:p>
-            <w:pPr>
-              <w:spacing w:before="60" w:after="60"/>
-            </w:pPr>
-            <w:r>
-              <w:rPr>
-                <w:sz w:val="20"/>
-                <w:szCs w:val="20"/>
-              </w:rPr>
-              <w:t xml:space="preserve">顾问在首次沟通中必须追问'最初从哪里知道我们'，并规范记录到 self_report_source 字段。</w:t>
-            </w:r>
-          </w:p>
-        </w:tc>
-        <w:tc>
-          <w:tcPr>
-            <w:tcW w:w="2250" w:type="dxa"/>
-          </w:tcPr>
-          <w:p>
-            <w:pPr>
-              <w:spacing w:before="60" w:after="60"/>
-            </w:pPr>
-            <w:r>
-              <w:rPr>
-                <w:sz w:val="20"/>
-                <w:szCs w:val="20"/>
-              </w:rPr>
-              <w:t xml:space="preserve">补足用户绕过官网直接联系顾问时的来源信息。</w:t>
-            </w:r>
-          </w:p>
-        </w:tc>
-        <w:tc>
-          <w:tcPr>
-            <w:tcW w:w="2250" w:type="dxa"/>
-          </w:tcPr>
-          <w:p>
-            <w:pPr>
-              <w:spacing w:before="60" w:after="60"/>
-            </w:pPr>
-            <w:r>
-              <w:rPr>
-                <w:sz w:val="20"/>
-                <w:szCs w:val="20"/>
-              </w:rPr>
-              <w:t xml:space="preserve">P1</w:t>
-            </w:r>
-          </w:p>
-        </w:tc>
-      </w:tr>
-      <w:tr>
-        <w:tc>
-          <w:tcPr>
-            <w:tcW w:w="2250" w:type="dxa"/>
-          </w:tcPr>
-          <w:p>
-            <w:pPr>
-              <w:spacing w:before="60" w:after="60"/>
-            </w:pPr>
-            <w:r>
-              <w:rPr>
-                <w:sz w:val="20"/>
-                <w:szCs w:val="20"/>
-              </w:rPr>
-              <w:t xml:space="preserve">CRM 手工补录状态</w:t>
-            </w:r>
-          </w:p>
-        </w:tc>
-        <w:tc>
-          <w:tcPr>
-            <w:tcW w:w="2250" w:type="dxa"/>
-          </w:tcPr>
-          <w:p>
-            <w:pPr>
-              <w:spacing w:before="60" w:after="60"/>
-            </w:pPr>
-            <w:r>
-              <w:rPr>
-                <w:sz w:val="20"/>
-                <w:szCs w:val="20"/>
-              </w:rPr>
-              <w:t xml:space="preserve">为人工修正来源设置 consultant_backfill_status 和 backfill_reason 字段。</w:t>
-            </w:r>
-          </w:p>
-        </w:tc>
-        <w:tc>
-          <w:tcPr>
-            <w:tcW w:w="2250" w:type="dxa"/>
-          </w:tcPr>
-          <w:p>
-            <w:pPr>
-              <w:spacing w:before="60" w:after="60"/>
-            </w:pPr>
-            <w:r>
-              <w:rPr>
-                <w:sz w:val="20"/>
-                <w:szCs w:val="20"/>
-              </w:rPr>
-              <w:t xml:space="preserve">避免人工补录动作不可审计。</w:t>
-            </w:r>
-          </w:p>
-        </w:tc>
-        <w:tc>
-          <w:tcPr>
-            <w:tcW w:w="2250" w:type="dxa"/>
-          </w:tcPr>
-          <w:p>
-            <w:pPr>
-              <w:spacing w:before="60" w:after="60"/>
-            </w:pPr>
-            <w:r>
-              <w:rPr>
-                <w:sz w:val="20"/>
-                <w:szCs w:val="20"/>
-              </w:rPr>
-              <w:t xml:space="preserve">P1</w:t>
+              <w:t xml:space="preserve">说明</w:t>
+            </w:r>
+          </w:p>
+        </w:tc>
+      </w:tr>
+      <w:tr>
+        <w:tc>
+          <w:tcPr>
+            <w:tcW w:w="3000" w:type="dxa"/>
+          </w:tcPr>
+          <w:p>
+            <w:pPr>
+              <w:spacing w:before="60" w:after="60"/>
+            </w:pPr>
+            <w:r>
+              <w:rPr>
+                <w:sz w:val="20"/>
+                <w:szCs w:val="20"/>
+              </w:rPr>
+              <w:t xml:space="preserve">Step 1</w:t>
+            </w:r>
+          </w:p>
+        </w:tc>
+        <w:tc>
+          <w:tcPr>
+            <w:tcW w:w="3000" w:type="dxa"/>
+          </w:tcPr>
+          <w:p>
+            <w:pPr>
+              <w:spacing w:before="60" w:after="60"/>
+            </w:pPr>
+            <w:r>
+              <w:rPr>
+                <w:sz w:val="20"/>
+                <w:szCs w:val="20"/>
+              </w:rPr>
+              <w:t xml:space="preserve">AI 平台完成前置信息获取</w:t>
+            </w:r>
+          </w:p>
+        </w:tc>
+        <w:tc>
+          <w:tcPr>
+            <w:tcW w:w="3000" w:type="dxa"/>
+          </w:tcPr>
+          <w:p>
+            <w:pPr>
+              <w:spacing w:before="60" w:after="60"/>
+            </w:pPr>
+            <w:r>
+              <w:rPr>
+                <w:sz w:val="20"/>
+                <w:szCs w:val="20"/>
+              </w:rPr>
+              <w:t xml:space="preserve">用户在 DeepSeek、豆包、元宝、Kimi 等平台看到品牌建议与解决方案。</w:t>
+            </w:r>
+          </w:p>
+        </w:tc>
+      </w:tr>
+      <w:tr>
+        <w:tc>
+          <w:tcPr>
+            <w:tcW w:w="3000" w:type="dxa"/>
+          </w:tcPr>
+          <w:p>
+            <w:pPr>
+              <w:spacing w:before="60" w:after="60"/>
+            </w:pPr>
+            <w:r>
+              <w:rPr>
+                <w:sz w:val="20"/>
+                <w:szCs w:val="20"/>
+              </w:rPr>
+              <w:t xml:space="preserve">Step 2</w:t>
+            </w:r>
+          </w:p>
+        </w:tc>
+        <w:tc>
+          <w:tcPr>
+            <w:tcW w:w="3000" w:type="dxa"/>
+          </w:tcPr>
+          <w:p>
+            <w:pPr>
+              <w:spacing w:before="60" w:after="60"/>
+            </w:pPr>
+            <w:r>
+              <w:rPr>
+                <w:sz w:val="20"/>
+                <w:szCs w:val="20"/>
+              </w:rPr>
+              <w:t xml:space="preserve">进入官网外承接动作</w:t>
+            </w:r>
+          </w:p>
+        </w:tc>
+        <w:tc>
+          <w:tcPr>
+            <w:tcW w:w="3000" w:type="dxa"/>
+          </w:tcPr>
+          <w:p>
+            <w:pPr>
+              <w:spacing w:before="60" w:after="60"/>
+            </w:pPr>
+            <w:r>
+              <w:rPr>
+                <w:sz w:val="20"/>
+                <w:szCs w:val="20"/>
+              </w:rPr>
+              <w:t xml:space="preserve">用户可能直接搜索品牌、点击活动页、添加企业微信或拨打热线，而不是只走官网表单。</w:t>
+            </w:r>
+          </w:p>
+        </w:tc>
+      </w:tr>
+      <w:tr>
+        <w:tc>
+          <w:tcPr>
+            <w:tcW w:w="3000" w:type="dxa"/>
+          </w:tcPr>
+          <w:p>
+            <w:pPr>
+              <w:spacing w:before="60" w:after="60"/>
+            </w:pPr>
+            <w:r>
+              <w:rPr>
+                <w:sz w:val="20"/>
+                <w:szCs w:val="20"/>
+              </w:rPr>
+              <w:t xml:space="preserve">Step 3</w:t>
+            </w:r>
+          </w:p>
+        </w:tc>
+        <w:tc>
+          <w:tcPr>
+            <w:tcW w:w="3000" w:type="dxa"/>
+          </w:tcPr>
+          <w:p>
+            <w:pPr>
+              <w:spacing w:before="60" w:after="60"/>
+            </w:pPr>
+            <w:r>
+              <w:rPr>
+                <w:sz w:val="20"/>
+                <w:szCs w:val="20"/>
+              </w:rPr>
+              <w:t xml:space="preserve">来源补丁恢复信号</w:t>
+            </w:r>
+          </w:p>
+        </w:tc>
+        <w:tc>
+          <w:tcPr>
+            <w:tcW w:w="3000" w:type="dxa"/>
+          </w:tcPr>
+          <w:p>
+            <w:pPr>
+              <w:spacing w:before="60" w:after="60"/>
+            </w:pPr>
+            <w:r>
+              <w:rPr>
+                <w:sz w:val="20"/>
+                <w:szCs w:val="20"/>
+              </w:rPr>
+              <w:t xml:space="preserve">通过口令、活码、热线分机、首问问卷和顾问补录把来源重新写回线索。</w:t>
+            </w:r>
+          </w:p>
+        </w:tc>
+      </w:tr>
+      <w:tr>
+        <w:tc>
+          <w:tcPr>
+            <w:tcW w:w="3000" w:type="dxa"/>
+          </w:tcPr>
+          <w:p>
+            <w:pPr>
+              <w:spacing w:before="60" w:after="60"/>
+            </w:pPr>
+            <w:r>
+              <w:rPr>
+                <w:sz w:val="20"/>
+                <w:szCs w:val="20"/>
+              </w:rPr>
+              <w:t xml:space="preserve">Step 4</w:t>
+            </w:r>
+          </w:p>
+        </w:tc>
+        <w:tc>
+          <w:tcPr>
+            <w:tcW w:w="3000" w:type="dxa"/>
+          </w:tcPr>
+          <w:p>
+            <w:pPr>
+              <w:spacing w:before="60" w:after="60"/>
+            </w:pPr>
+            <w:r>
+              <w:rPr>
+                <w:sz w:val="20"/>
+                <w:szCs w:val="20"/>
+              </w:rPr>
+              <w:t xml:space="preserve">CRM 统一归因</w:t>
+            </w:r>
+          </w:p>
+        </w:tc>
+        <w:tc>
+          <w:tcPr>
+            <w:tcW w:w="3000" w:type="dxa"/>
+          </w:tcPr>
+          <w:p>
+            <w:pPr>
+              <w:spacing w:before="60" w:after="60"/>
+            </w:pPr>
+            <w:r>
+              <w:rPr>
+                <w:sz w:val="20"/>
+                <w:szCs w:val="20"/>
+              </w:rPr>
+              <w:t xml:space="preserve">把 ai_platform、entry_patch_type、campaign_code、wechat_qr_id 等字段写成统一来源字典。</w:t>
+            </w:r>
+          </w:p>
+        </w:tc>
+      </w:tr>
+      <w:tr>
+        <w:tc>
+          <w:tcPr>
+            <w:tcW w:w="3000" w:type="dxa"/>
+          </w:tcPr>
+          <w:p>
+            <w:pPr>
+              <w:spacing w:before="60" w:after="60"/>
+            </w:pPr>
+            <w:r>
+              <w:rPr>
+                <w:sz w:val="20"/>
+                <w:szCs w:val="20"/>
+              </w:rPr>
+              <w:t xml:space="preserve">Step 5</w:t>
+            </w:r>
+          </w:p>
+        </w:tc>
+        <w:tc>
+          <w:tcPr>
+            <w:tcW w:w="3000" w:type="dxa"/>
+          </w:tcPr>
+          <w:p>
+            <w:pPr>
+              <w:spacing w:before="60" w:after="60"/>
+            </w:pPr>
+            <w:r>
+              <w:rPr>
+                <w:sz w:val="20"/>
+                <w:szCs w:val="20"/>
+              </w:rPr>
+              <w:t xml:space="preserve">品牌与成交联合复盘</w:t>
+            </w:r>
+          </w:p>
+        </w:tc>
+        <w:tc>
+          <w:tcPr>
+            <w:tcW w:w="3000" w:type="dxa"/>
+          </w:tcPr>
+          <w:p>
+            <w:pPr>
+              <w:spacing w:before="60" w:after="60"/>
+            </w:pPr>
+            <w:r>
+              <w:rPr>
+                <w:sz w:val="20"/>
+                <w:szCs w:val="20"/>
+              </w:rPr>
+              <w:t xml:space="preserve">同时看品牌词、咨询量、商机率、成交效率和顾问反馈，避免把 GEO 误判成单一线索渠道。</w:t>
             </w:r>
           </w:p>
         </w:tc>
       </w:tr>
     </w:tbl>
-    <w:p>
-      <w:pPr>
-        <w:spacing w:before="180" w:after="120"/>
-      </w:pPr>
-      <w:r>
-        <w:rPr>
-          <w:sz w:val="56"/>
-          <w:szCs w:val="56"/>
-          <w:b/>
-        </w:rPr>
-        <w:t xml:space="preserve">间接效果追踪方案</w:t>
-      </w:r>
-    </w:p>
     <w:tbl>
       <w:tblPr>
         <w:tblW w:w="0" w:type="auto"/>
@@ -1597,7 +1448,7 @@
       <w:tr>
         <w:tc>
           <w:tcPr>
-            <w:tcW w:w="1800" w:type="dxa"/>
+            <w:tcW w:w="2250" w:type="dxa"/>
           </w:tcPr>
           <w:p>
             <w:pPr>
@@ -1609,6 +1460,836 @@
                 <w:szCs w:val="20"/>
                 <w:b/>
               </w:rPr>
+              <w:t xml:space="preserve">价值层级</w:t>
+            </w:r>
+          </w:p>
+        </w:tc>
+        <w:tc>
+          <w:tcPr>
+            <w:tcW w:w="2250" w:type="dxa"/>
+          </w:tcPr>
+          <w:p>
+            <w:pPr>
+              <w:spacing w:before="60" w:after="60"/>
+            </w:pPr>
+            <w:r>
+              <w:rPr>
+                <w:sz w:val="20"/>
+                <w:szCs w:val="20"/>
+                <w:b/>
+              </w:rPr>
+              <w:t xml:space="preserve">监测原理</w:t>
+            </w:r>
+          </w:p>
+        </w:tc>
+        <w:tc>
+          <w:tcPr>
+            <w:tcW w:w="2250" w:type="dxa"/>
+          </w:tcPr>
+          <w:p>
+            <w:pPr>
+              <w:spacing w:before="60" w:after="60"/>
+            </w:pPr>
+            <w:r>
+              <w:rPr>
+                <w:sz w:val="20"/>
+                <w:szCs w:val="20"/>
+                <w:b/>
+              </w:rPr>
+              <w:t xml:space="preserve">适合方法</w:t>
+            </w:r>
+          </w:p>
+        </w:tc>
+        <w:tc>
+          <w:tcPr>
+            <w:tcW w:w="2250" w:type="dxa"/>
+          </w:tcPr>
+          <w:p>
+            <w:pPr>
+              <w:spacing w:before="60" w:after="60"/>
+            </w:pPr>
+            <w:r>
+              <w:rPr>
+                <w:sz w:val="20"/>
+                <w:szCs w:val="20"/>
+                <w:b/>
+              </w:rPr>
+              <w:t xml:space="preserve">执行动作建议</w:t>
+            </w:r>
+          </w:p>
+        </w:tc>
+      </w:tr>
+      <w:tr>
+        <w:tc>
+          <w:tcPr>
+            <w:tcW w:w="2250" w:type="dxa"/>
+          </w:tcPr>
+          <w:p>
+            <w:pPr>
+              <w:spacing w:before="60" w:after="60"/>
+            </w:pPr>
+            <w:r>
+              <w:rPr>
+                <w:sz w:val="20"/>
+                <w:szCs w:val="20"/>
+              </w:rPr>
+              <w:t xml:space="preserve">品牌层价值</w:t>
+            </w:r>
+          </w:p>
+        </w:tc>
+        <w:tc>
+          <w:tcPr>
+            <w:tcW w:w="2250" w:type="dxa"/>
+          </w:tcPr>
+          <w:p>
+            <w:pPr>
+              <w:spacing w:before="60" w:after="60"/>
+            </w:pPr>
+            <w:r>
+              <w:rPr>
+                <w:sz w:val="20"/>
+                <w:szCs w:val="20"/>
+              </w:rPr>
+              <w:t xml:space="preserve">AI 平台中的推荐与引用会强化品牌可信度和默认候选心智，进而提升后续品牌搜索与主动咨询。</w:t>
+            </w:r>
+          </w:p>
+        </w:tc>
+        <w:tc>
+          <w:tcPr>
+            <w:tcW w:w="2250" w:type="dxa"/>
+          </w:tcPr>
+          <w:p>
+            <w:pPr>
+              <w:spacing w:before="60" w:after="60"/>
+            </w:pPr>
+            <w:r>
+              <w:rPr>
+                <w:sz w:val="20"/>
+                <w:szCs w:val="20"/>
+              </w:rPr>
+              <w:t xml:space="preserve">品牌词趋势、客服咨询话术、公众号或企微咨询反馈、自报来源。</w:t>
+            </w:r>
+          </w:p>
+        </w:tc>
+        <w:tc>
+          <w:tcPr>
+            <w:tcW w:w="2250" w:type="dxa"/>
+          </w:tcPr>
+          <w:p>
+            <w:pPr>
+              <w:spacing w:before="60" w:after="60"/>
+            </w:pPr>
+            <w:r>
+              <w:rPr>
+                <w:sz w:val="20"/>
+                <w:szCs w:val="20"/>
+              </w:rPr>
+              <w:t xml:space="preserve">固定品牌词与高意向问题词包，联动销售反馈做周复盘。</w:t>
+            </w:r>
+          </w:p>
+        </w:tc>
+      </w:tr>
+      <w:tr>
+        <w:tc>
+          <w:tcPr>
+            <w:tcW w:w="2250" w:type="dxa"/>
+          </w:tcPr>
+          <w:p>
+            <w:pPr>
+              <w:spacing w:before="60" w:after="60"/>
+            </w:pPr>
+            <w:r>
+              <w:rPr>
+                <w:sz w:val="20"/>
+                <w:szCs w:val="20"/>
+              </w:rPr>
+              <w:t xml:space="preserve">直接效果</w:t>
+            </w:r>
+          </w:p>
+        </w:tc>
+        <w:tc>
+          <w:tcPr>
+            <w:tcW w:w="2250" w:type="dxa"/>
+          </w:tcPr>
+          <w:p>
+            <w:pPr>
+              <w:spacing w:before="60" w:after="60"/>
+            </w:pPr>
+            <w:r>
+              <w:rPr>
+                <w:sz w:val="20"/>
+                <w:szCs w:val="20"/>
+              </w:rPr>
+              <w:t xml:space="preserve">尽可能把官网外的高意向动作写回 CRM 主键中。</w:t>
+            </w:r>
+          </w:p>
+        </w:tc>
+        <w:tc>
+          <w:tcPr>
+            <w:tcW w:w="2250" w:type="dxa"/>
+          </w:tcPr>
+          <w:p>
+            <w:pPr>
+              <w:spacing w:before="60" w:after="60"/>
+            </w:pPr>
+            <w:r>
+              <w:rPr>
+                <w:sz w:val="20"/>
+                <w:szCs w:val="20"/>
+              </w:rPr>
+              <w:t xml:space="preserve">活动页、口令、活码、热线分机、顾问入口、CRM 补录。</w:t>
+            </w:r>
+          </w:p>
+        </w:tc>
+        <w:tc>
+          <w:tcPr>
+            <w:tcW w:w="2250" w:type="dxa"/>
+          </w:tcPr>
+          <w:p>
+            <w:pPr>
+              <w:spacing w:before="60" w:after="60"/>
+            </w:pPr>
+            <w:r>
+              <w:rPr>
+                <w:sz w:val="20"/>
+                <w:szCs w:val="20"/>
+              </w:rPr>
+              <w:t xml:space="preserve">先补最小来源字典和顾问执行动作，再追求更细粒度自动化。</w:t>
+            </w:r>
+          </w:p>
+        </w:tc>
+      </w:tr>
+      <w:tr>
+        <w:tc>
+          <w:tcPr>
+            <w:tcW w:w="2250" w:type="dxa"/>
+          </w:tcPr>
+          <w:p>
+            <w:pPr>
+              <w:spacing w:before="60" w:after="60"/>
+            </w:pPr>
+            <w:r>
+              <w:rPr>
+                <w:sz w:val="20"/>
+                <w:szCs w:val="20"/>
+              </w:rPr>
+              <w:t xml:space="preserve">间接效果</w:t>
+            </w:r>
+          </w:p>
+        </w:tc>
+        <w:tc>
+          <w:tcPr>
+            <w:tcW w:w="2250" w:type="dxa"/>
+          </w:tcPr>
+          <w:p>
+            <w:pPr>
+              <w:spacing w:before="60" w:after="60"/>
+            </w:pPr>
+            <w:r>
+              <w:rPr>
+                <w:sz w:val="20"/>
+                <w:szCs w:val="20"/>
+              </w:rPr>
+              <w:t xml:space="preserve">GEO 通过背书与信任建立，促进后续咨询质量、商机率与成交效率。</w:t>
+            </w:r>
+          </w:p>
+        </w:tc>
+        <w:tc>
+          <w:tcPr>
+            <w:tcW w:w="2250" w:type="dxa"/>
+          </w:tcPr>
+          <w:p>
+            <w:pPr>
+              <w:spacing w:before="60" w:after="60"/>
+            </w:pPr>
+            <w:r>
+              <w:rPr>
+                <w:sz w:val="20"/>
+                <w:szCs w:val="20"/>
+              </w:rPr>
+              <w:t xml:space="preserve">活动页 UV、企微加粉量、热线接通量、有效商机率、自报 AI 来源占比。</w:t>
+            </w:r>
+          </w:p>
+        </w:tc>
+        <w:tc>
+          <w:tcPr>
+            <w:tcW w:w="2250" w:type="dxa"/>
+          </w:tcPr>
+          <w:p>
+            <w:pPr>
+              <w:spacing w:before="60" w:after="60"/>
+            </w:pPr>
+            <w:r>
+              <w:rPr>
+                <w:sz w:val="20"/>
+                <w:szCs w:val="20"/>
+              </w:rPr>
+              <w:t xml:space="preserve">把咨询质量和商机率纳入同一周报，避免只看访问量。</w:t>
+            </w:r>
+          </w:p>
+        </w:tc>
+      </w:tr>
+    </w:tbl>
+    <w:p>
+      <w:pPr>
+        <w:spacing w:before="180" w:after="120"/>
+      </w:pPr>
+      <w:r>
+        <w:rPr>
+          <w:sz w:val="56"/>
+          <w:szCs w:val="56"/>
+          <w:b/>
+        </w:rPr>
+        <w:t xml:space="preserve">直接效果追踪方案</w:t>
+      </w:r>
+    </w:p>
+    <w:tbl>
+      <w:tblPr>
+        <w:tblW w:w="0" w:type="auto"/>
+        <w:tblBorders>
+          <w:top w:val="single" w:sz="8" w:space="0" w:color="D7DFE8"/>
+          <w:left w:val="single" w:sz="8" w:space="0" w:color="D7DFE8"/>
+          <w:bottom w:val="single" w:sz="8" w:space="0" w:color="D7DFE8"/>
+          <w:right w:val="single" w:sz="8" w:space="0" w:color="D7DFE8"/>
+          <w:insideH w:val="single" w:sz="8" w:space="0" w:color="D7DFE8"/>
+          <w:insideV w:val="single" w:sz="8" w:space="0" w:color="D7DFE8"/>
+        </w:tblBorders>
+      </w:tblPr>
+      <w:tr>
+        <w:tc>
+          <w:tcPr>
+            <w:tcW w:w="2250" w:type="dxa"/>
+          </w:tcPr>
+          <w:p>
+            <w:pPr>
+              <w:spacing w:before="60" w:after="60"/>
+            </w:pPr>
+            <w:r>
+              <w:rPr>
+                <w:sz w:val="20"/>
+                <w:szCs w:val="20"/>
+                <w:b/>
+              </w:rPr>
+              <w:t xml:space="preserve">监测动作</w:t>
+            </w:r>
+          </w:p>
+        </w:tc>
+        <w:tc>
+          <w:tcPr>
+            <w:tcW w:w="2250" w:type="dxa"/>
+          </w:tcPr>
+          <w:p>
+            <w:pPr>
+              <w:spacing w:before="60" w:after="60"/>
+            </w:pPr>
+            <w:r>
+              <w:rPr>
+                <w:sz w:val="20"/>
+                <w:szCs w:val="20"/>
+                <w:b/>
+              </w:rPr>
+              <w:t xml:space="preserve">实现方式</w:t>
+            </w:r>
+          </w:p>
+        </w:tc>
+        <w:tc>
+          <w:tcPr>
+            <w:tcW w:w="2250" w:type="dxa"/>
+          </w:tcPr>
+          <w:p>
+            <w:pPr>
+              <w:spacing w:before="60" w:after="60"/>
+            </w:pPr>
+            <w:r>
+              <w:rPr>
+                <w:sz w:val="20"/>
+                <w:szCs w:val="20"/>
+                <w:b/>
+              </w:rPr>
+              <w:t xml:space="preserve">适配理由</w:t>
+            </w:r>
+          </w:p>
+        </w:tc>
+        <w:tc>
+          <w:tcPr>
+            <w:tcW w:w="2250" w:type="dxa"/>
+          </w:tcPr>
+          <w:p>
+            <w:pPr>
+              <w:spacing w:before="60" w:after="60"/>
+            </w:pPr>
+            <w:r>
+              <w:rPr>
+                <w:sz w:val="20"/>
+                <w:szCs w:val="20"/>
+                <w:b/>
+              </w:rPr>
+              <w:t xml:space="preserve">优先级</w:t>
+            </w:r>
+          </w:p>
+        </w:tc>
+      </w:tr>
+      <w:tr>
+        <w:tc>
+          <w:tcPr>
+            <w:tcW w:w="2250" w:type="dxa"/>
+          </w:tcPr>
+          <w:p>
+            <w:pPr>
+              <w:spacing w:before="60" w:after="60"/>
+            </w:pPr>
+            <w:r>
+              <w:rPr>
+                <w:sz w:val="20"/>
+                <w:szCs w:val="20"/>
+              </w:rPr>
+              <w:t xml:space="preserve">GEO 专属活动页</w:t>
+            </w:r>
+          </w:p>
+        </w:tc>
+        <w:tc>
+          <w:tcPr>
+            <w:tcW w:w="2250" w:type="dxa"/>
+          </w:tcPr>
+          <w:p>
+            <w:pPr>
+              <w:spacing w:before="60" w:after="60"/>
+            </w:pPr>
+            <w:r>
+              <w:rPr>
+                <w:sz w:val="20"/>
+                <w:szCs w:val="20"/>
+              </w:rPr>
+              <w:t xml:space="preserve">围绕销售自动化、线索管理、顾问协同三类高意向主题建设独立活动页，并绑定专属咨询 CTA。</w:t>
+            </w:r>
+          </w:p>
+        </w:tc>
+        <w:tc>
+          <w:tcPr>
+            <w:tcW w:w="2250" w:type="dxa"/>
+          </w:tcPr>
+          <w:p>
+            <w:pPr>
+              <w:spacing w:before="60" w:after="60"/>
+            </w:pPr>
+            <w:r>
+              <w:rPr>
+                <w:sz w:val="20"/>
+                <w:szCs w:val="20"/>
+              </w:rPr>
+              <w:t xml:space="preserve">把 AI 触发的高意向访问和普通官网访问拆开。</w:t>
+            </w:r>
+          </w:p>
+        </w:tc>
+        <w:tc>
+          <w:tcPr>
+            <w:tcW w:w="2250" w:type="dxa"/>
+          </w:tcPr>
+          <w:p>
+            <w:pPr>
+              <w:spacing w:before="60" w:after="60"/>
+            </w:pPr>
+            <w:r>
+              <w:rPr>
+                <w:sz w:val="20"/>
+                <w:szCs w:val="20"/>
+              </w:rPr>
+              <w:t xml:space="preserve">P0</w:t>
+            </w:r>
+          </w:p>
+        </w:tc>
+      </w:tr>
+      <w:tr>
+        <w:tc>
+          <w:tcPr>
+            <w:tcW w:w="2250" w:type="dxa"/>
+          </w:tcPr>
+          <w:p>
+            <w:pPr>
+              <w:spacing w:before="60" w:after="60"/>
+            </w:pPr>
+            <w:r>
+              <w:rPr>
+                <w:sz w:val="20"/>
+                <w:szCs w:val="20"/>
+              </w:rPr>
+              <w:t xml:space="preserve">咨询口令 / 诊断码</w:t>
+            </w:r>
+          </w:p>
+        </w:tc>
+        <w:tc>
+          <w:tcPr>
+            <w:tcW w:w="2250" w:type="dxa"/>
+          </w:tcPr>
+          <w:p>
+            <w:pPr>
+              <w:spacing w:before="60" w:after="60"/>
+            </w:pPr>
+            <w:r>
+              <w:rPr>
+                <w:sz w:val="20"/>
+                <w:szCs w:val="20"/>
+              </w:rPr>
+              <w:t xml:space="preserve">为 DeepSeek、豆包、元宝等场景分别设计可记忆的咨询口令或诊断码，并要求顾问录入 CRM。</w:t>
+            </w:r>
+          </w:p>
+        </w:tc>
+        <w:tc>
+          <w:tcPr>
+            <w:tcW w:w="2250" w:type="dxa"/>
+          </w:tcPr>
+          <w:p>
+            <w:pPr>
+              <w:spacing w:before="60" w:after="60"/>
+            </w:pPr>
+            <w:r>
+              <w:rPr>
+                <w:sz w:val="20"/>
+                <w:szCs w:val="20"/>
+              </w:rPr>
+              <w:t xml:space="preserve">适合在 referer 不稳定时恢复来源。</w:t>
+            </w:r>
+          </w:p>
+        </w:tc>
+        <w:tc>
+          <w:tcPr>
+            <w:tcW w:w="2250" w:type="dxa"/>
+          </w:tcPr>
+          <w:p>
+            <w:pPr>
+              <w:spacing w:before="60" w:after="60"/>
+            </w:pPr>
+            <w:r>
+              <w:rPr>
+                <w:sz w:val="20"/>
+                <w:szCs w:val="20"/>
+              </w:rPr>
+              <w:t xml:space="preserve">P0</w:t>
+            </w:r>
+          </w:p>
+        </w:tc>
+      </w:tr>
+      <w:tr>
+        <w:tc>
+          <w:tcPr>
+            <w:tcW w:w="2250" w:type="dxa"/>
+          </w:tcPr>
+          <w:p>
+            <w:pPr>
+              <w:spacing w:before="60" w:after="60"/>
+            </w:pPr>
+            <w:r>
+              <w:rPr>
+                <w:sz w:val="20"/>
+                <w:szCs w:val="20"/>
+              </w:rPr>
+              <w:t xml:space="preserve">企业微信活码分流</w:t>
+            </w:r>
+          </w:p>
+        </w:tc>
+        <w:tc>
+          <w:tcPr>
+            <w:tcW w:w="2250" w:type="dxa"/>
+          </w:tcPr>
+          <w:p>
+            <w:pPr>
+              <w:spacing w:before="60" w:after="60"/>
+            </w:pPr>
+            <w:r>
+              <w:rPr>
+                <w:sz w:val="20"/>
+                <w:szCs w:val="20"/>
+              </w:rPr>
+              <w:t xml:space="preserve">按平台或关键词主题配置不同企微活码，并将活码 ID 回写到线索记录。</w:t>
+            </w:r>
+          </w:p>
+        </w:tc>
+        <w:tc>
+          <w:tcPr>
+            <w:tcW w:w="2250" w:type="dxa"/>
+          </w:tcPr>
+          <w:p>
+            <w:pPr>
+              <w:spacing w:before="60" w:after="60"/>
+            </w:pPr>
+            <w:r>
+              <w:rPr>
+                <w:sz w:val="20"/>
+                <w:szCs w:val="20"/>
+              </w:rPr>
+              <w:t xml:space="preserve">国内高意向线索常直接转向企业微信沟通。</w:t>
+            </w:r>
+          </w:p>
+        </w:tc>
+        <w:tc>
+          <w:tcPr>
+            <w:tcW w:w="2250" w:type="dxa"/>
+          </w:tcPr>
+          <w:p>
+            <w:pPr>
+              <w:spacing w:before="60" w:after="60"/>
+            </w:pPr>
+            <w:r>
+              <w:rPr>
+                <w:sz w:val="20"/>
+                <w:szCs w:val="20"/>
+              </w:rPr>
+              <w:t xml:space="preserve">P0</w:t>
+            </w:r>
+          </w:p>
+        </w:tc>
+      </w:tr>
+      <w:tr>
+        <w:tc>
+          <w:tcPr>
+            <w:tcW w:w="2250" w:type="dxa"/>
+          </w:tcPr>
+          <w:p>
+            <w:pPr>
+              <w:spacing w:before="60" w:after="60"/>
+            </w:pPr>
+            <w:r>
+              <w:rPr>
+                <w:sz w:val="20"/>
+                <w:szCs w:val="20"/>
+              </w:rPr>
+              <w:t xml:space="preserve">热线分机 / IVR 标识</w:t>
+            </w:r>
+          </w:p>
+        </w:tc>
+        <w:tc>
+          <w:tcPr>
+            <w:tcW w:w="2250" w:type="dxa"/>
+          </w:tcPr>
+          <w:p>
+            <w:pPr>
+              <w:spacing w:before="60" w:after="60"/>
+            </w:pPr>
+            <w:r>
+              <w:rPr>
+                <w:sz w:val="20"/>
+                <w:szCs w:val="20"/>
+              </w:rPr>
+              <w:t xml:space="preserve">为 GEO 活动页配置专属热线分机或电话菜单选项，并在通话系统中记录分机来源。</w:t>
+            </w:r>
+          </w:p>
+        </w:tc>
+        <w:tc>
+          <w:tcPr>
+            <w:tcW w:w="2250" w:type="dxa"/>
+          </w:tcPr>
+          <w:p>
+            <w:pPr>
+              <w:spacing w:before="60" w:after="60"/>
+            </w:pPr>
+            <w:r>
+              <w:rPr>
+                <w:sz w:val="20"/>
+                <w:szCs w:val="20"/>
+              </w:rPr>
+              <w:t xml:space="preserve">电话仍是部分中国 B2B 场景里的关键承接动作。</w:t>
+            </w:r>
+          </w:p>
+        </w:tc>
+        <w:tc>
+          <w:tcPr>
+            <w:tcW w:w="2250" w:type="dxa"/>
+          </w:tcPr>
+          <w:p>
+            <w:pPr>
+              <w:spacing w:before="60" w:after="60"/>
+            </w:pPr>
+            <w:r>
+              <w:rPr>
+                <w:sz w:val="20"/>
+                <w:szCs w:val="20"/>
+              </w:rPr>
+              <w:t xml:space="preserve">P1</w:t>
+            </w:r>
+          </w:p>
+        </w:tc>
+      </w:tr>
+      <w:tr>
+        <w:tc>
+          <w:tcPr>
+            <w:tcW w:w="2250" w:type="dxa"/>
+          </w:tcPr>
+          <w:p>
+            <w:pPr>
+              <w:spacing w:before="60" w:after="60"/>
+            </w:pPr>
+            <w:r>
+              <w:rPr>
+                <w:sz w:val="20"/>
+                <w:szCs w:val="20"/>
+              </w:rPr>
+              <w:t xml:space="preserve">顾问首问标准问卷</w:t>
+            </w:r>
+          </w:p>
+        </w:tc>
+        <w:tc>
+          <w:tcPr>
+            <w:tcW w:w="2250" w:type="dxa"/>
+          </w:tcPr>
+          <w:p>
+            <w:pPr>
+              <w:spacing w:before="60" w:after="60"/>
+            </w:pPr>
+            <w:r>
+              <w:rPr>
+                <w:sz w:val="20"/>
+                <w:szCs w:val="20"/>
+              </w:rPr>
+              <w:t xml:space="preserve">顾问在首次沟通中必须追问'最初从哪里知道我们'，并规范记录到 self_report_source 字段。</w:t>
+            </w:r>
+          </w:p>
+        </w:tc>
+        <w:tc>
+          <w:tcPr>
+            <w:tcW w:w="2250" w:type="dxa"/>
+          </w:tcPr>
+          <w:p>
+            <w:pPr>
+              <w:spacing w:before="60" w:after="60"/>
+            </w:pPr>
+            <w:r>
+              <w:rPr>
+                <w:sz w:val="20"/>
+                <w:szCs w:val="20"/>
+              </w:rPr>
+              <w:t xml:space="preserve">补足用户绕过官网直接联系顾问时的来源信息。</w:t>
+            </w:r>
+          </w:p>
+        </w:tc>
+        <w:tc>
+          <w:tcPr>
+            <w:tcW w:w="2250" w:type="dxa"/>
+          </w:tcPr>
+          <w:p>
+            <w:pPr>
+              <w:spacing w:before="60" w:after="60"/>
+            </w:pPr>
+            <w:r>
+              <w:rPr>
+                <w:sz w:val="20"/>
+                <w:szCs w:val="20"/>
+              </w:rPr>
+              <w:t xml:space="preserve">P1</w:t>
+            </w:r>
+          </w:p>
+        </w:tc>
+      </w:tr>
+      <w:tr>
+        <w:tc>
+          <w:tcPr>
+            <w:tcW w:w="2250" w:type="dxa"/>
+          </w:tcPr>
+          <w:p>
+            <w:pPr>
+              <w:spacing w:before="60" w:after="60"/>
+            </w:pPr>
+            <w:r>
+              <w:rPr>
+                <w:sz w:val="20"/>
+                <w:szCs w:val="20"/>
+              </w:rPr>
+              <w:t xml:space="preserve">CRM 手工补录状态</w:t>
+            </w:r>
+          </w:p>
+        </w:tc>
+        <w:tc>
+          <w:tcPr>
+            <w:tcW w:w="2250" w:type="dxa"/>
+          </w:tcPr>
+          <w:p>
+            <w:pPr>
+              <w:spacing w:before="60" w:after="60"/>
+            </w:pPr>
+            <w:r>
+              <w:rPr>
+                <w:sz w:val="20"/>
+                <w:szCs w:val="20"/>
+              </w:rPr>
+              <w:t xml:space="preserve">为人工修正来源设置 consultant_backfill_status 和 backfill_reason 字段。</w:t>
+            </w:r>
+          </w:p>
+        </w:tc>
+        <w:tc>
+          <w:tcPr>
+            <w:tcW w:w="2250" w:type="dxa"/>
+          </w:tcPr>
+          <w:p>
+            <w:pPr>
+              <w:spacing w:before="60" w:after="60"/>
+            </w:pPr>
+            <w:r>
+              <w:rPr>
+                <w:sz w:val="20"/>
+                <w:szCs w:val="20"/>
+              </w:rPr>
+              <w:t xml:space="preserve">避免人工补录动作不可审计。</w:t>
+            </w:r>
+          </w:p>
+        </w:tc>
+        <w:tc>
+          <w:tcPr>
+            <w:tcW w:w="2250" w:type="dxa"/>
+          </w:tcPr>
+          <w:p>
+            <w:pPr>
+              <w:spacing w:before="60" w:after="60"/>
+            </w:pPr>
+            <w:r>
+              <w:rPr>
+                <w:sz w:val="20"/>
+                <w:szCs w:val="20"/>
+              </w:rPr>
+              <w:t xml:space="preserve">P1</w:t>
+            </w:r>
+          </w:p>
+        </w:tc>
+      </w:tr>
+    </w:tbl>
+    <w:p>
+      <w:pPr>
+        <w:spacing w:before="180" w:after="120"/>
+      </w:pPr>
+      <w:r>
+        <w:rPr>
+          <w:sz w:val="56"/>
+          <w:szCs w:val="56"/>
+          <w:b/>
+        </w:rPr>
+        <w:t xml:space="preserve">间接效果追踪方案</w:t>
+      </w:r>
+    </w:p>
+    <w:tbl>
+      <w:tblPr>
+        <w:tblW w:w="0" w:type="auto"/>
+        <w:tblBorders>
+          <w:top w:val="single" w:sz="8" w:space="0" w:color="D7DFE8"/>
+          <w:left w:val="single" w:sz="8" w:space="0" w:color="D7DFE8"/>
+          <w:bottom w:val="single" w:sz="8" w:space="0" w:color="D7DFE8"/>
+          <w:right w:val="single" w:sz="8" w:space="0" w:color="D7DFE8"/>
+          <w:insideH w:val="single" w:sz="8" w:space="0" w:color="D7DFE8"/>
+          <w:insideV w:val="single" w:sz="8" w:space="0" w:color="D7DFE8"/>
+        </w:tblBorders>
+      </w:tblPr>
+      <w:tr>
+        <w:tc>
+          <w:tcPr>
+            <w:tcW w:w="1800" w:type="dxa"/>
+          </w:tcPr>
+          <w:p>
+            <w:pPr>
+              <w:spacing w:before="60" w:after="60"/>
+            </w:pPr>
+            <w:r>
+              <w:rPr>
+                <w:sz w:val="20"/>
+                <w:szCs w:val="20"/>
+                <w:b/>
+              </w:rPr>
               <w:t xml:space="preserve">指标</w:t>
             </w:r>
           </w:p>
@@ -2204,6 +2885,353 @@
                 <w:szCs w:val="20"/>
               </w:rPr>
               <w:t xml:space="preserve">帮助解释无 referer 的线索恢复效果。</w:t>
+            </w:r>
+          </w:p>
+        </w:tc>
+      </w:tr>
+    </w:tbl>
+    <w:p>
+      <w:pPr>
+        <w:spacing w:before="180" w:after="120"/>
+      </w:pPr>
+      <w:r>
+        <w:rPr>
+          <w:sz w:val="56"/>
+          <w:szCs w:val="56"/>
+          <w:b/>
+        </w:rPr>
+        <w:t xml:space="preserve">监测效果边界说明</w:t>
+      </w:r>
+    </w:p>
+    <w:p>
+      <w:pPr>
+        <w:spacing w:before="0" w:after="120"/>
+      </w:pPr>
+      <w:r>
+        <w:rPr>
+          <w:sz w:val="42"/>
+          <w:szCs w:val="42"/>
+        </w:rPr>
+        <w:t xml:space="preserve">即便已经配置活动页、口令、活码、热线和 CRM 补录，GEO 的整体价值依然无法被完整显性统计。国内 GEO 最大的难点在于，很多高意向用户会跨端跳转、直接加企微、直接打电话，或者在顾问沟通中才暴露真实来源。</w:t>
+      </w:r>
+    </w:p>
+    <w:p>
+      <w:pPr>
+        <w:spacing w:before="0" w:after="120"/>
+      </w:pPr>
+      <w:r>
+        <w:rPr>
+          <w:sz w:val="42"/>
+          <w:szCs w:val="42"/>
+        </w:rPr>
+        <w:t xml:space="preserve">因此建议把 `20%~30%` 理解为一种保守规划假设：刚完成监测体系部署时，企业通常只能稳定观测到总 GEO 贡献的一部分；剩余价值更多体现在可部分恢复层和品牌长期价值层。随着顾问执行一致性和 CRM 字段质量提升，可见比例才可能继续上升。</w:t>
+      </w:r>
+    </w:p>
+    <w:p>
+      <w:pPr>
+        <w:spacing w:before="0" w:after="120"/>
+      </w:pPr>
+      <w:r>
+        <w:rPr>
+          <w:sz w:val="42"/>
+          <w:szCs w:val="42"/>
+          <w:b/>
+        </w:rPr>
+        <w:t xml:space="preserve">提示：国内 GEO 不宜承诺全量归因。更稳的目标是：先拿到那一部分可稳定观测的直接结果，再结合品牌词、咨询质量和商机率变化，推断 GEO 对整体转化体系的真实推动。</w:t>
+      </w:r>
+    </w:p>
+    <w:tbl>
+      <w:tblPr>
+        <w:tblW w:w="0" w:type="auto"/>
+        <w:tblBorders>
+          <w:top w:val="single" w:sz="8" w:space="0" w:color="D7DFE8"/>
+          <w:left w:val="single" w:sz="8" w:space="0" w:color="D7DFE8"/>
+          <w:bottom w:val="single" w:sz="8" w:space="0" w:color="D7DFE8"/>
+          <w:right w:val="single" w:sz="8" w:space="0" w:color="D7DFE8"/>
+          <w:insideH w:val="single" w:sz="8" w:space="0" w:color="D7DFE8"/>
+          <w:insideV w:val="single" w:sz="8" w:space="0" w:color="D7DFE8"/>
+        </w:tblBorders>
+      </w:tblPr>
+      <w:tr>
+        <w:tc>
+          <w:tcPr>
+            <w:tcW w:w="2250" w:type="dxa"/>
+          </w:tcPr>
+          <w:p>
+            <w:pPr>
+              <w:spacing w:before="60" w:after="60"/>
+            </w:pPr>
+            <w:r>
+              <w:rPr>
+                <w:sz w:val="20"/>
+                <w:szCs w:val="20"/>
+                <w:b/>
+              </w:rPr>
+              <w:t xml:space="preserve">贡献层</w:t>
+            </w:r>
+          </w:p>
+        </w:tc>
+        <w:tc>
+          <w:tcPr>
+            <w:tcW w:w="2250" w:type="dxa"/>
+          </w:tcPr>
+          <w:p>
+            <w:pPr>
+              <w:spacing w:before="60" w:after="60"/>
+            </w:pPr>
+            <w:r>
+              <w:rPr>
+                <w:sz w:val="20"/>
+                <w:szCs w:val="20"/>
+                <w:b/>
+              </w:rPr>
+              <w:t xml:space="preserve">可见度</w:t>
+            </w:r>
+          </w:p>
+        </w:tc>
+        <w:tc>
+          <w:tcPr>
+            <w:tcW w:w="2250" w:type="dxa"/>
+          </w:tcPr>
+          <w:p>
+            <w:pPr>
+              <w:spacing w:before="60" w:after="60"/>
+            </w:pPr>
+            <w:r>
+              <w:rPr>
+                <w:sz w:val="20"/>
+                <w:szCs w:val="20"/>
+                <w:b/>
+              </w:rPr>
+              <w:t xml:space="preserve">典型信号</w:t>
+            </w:r>
+          </w:p>
+        </w:tc>
+        <w:tc>
+          <w:tcPr>
+            <w:tcW w:w="2250" w:type="dxa"/>
+          </w:tcPr>
+          <w:p>
+            <w:pPr>
+              <w:spacing w:before="60" w:after="60"/>
+            </w:pPr>
+            <w:r>
+              <w:rPr>
+                <w:sz w:val="20"/>
+                <w:szCs w:val="20"/>
+                <w:b/>
+              </w:rPr>
+              <w:t xml:space="preserve">解释边界</w:t>
+            </w:r>
+          </w:p>
+        </w:tc>
+      </w:tr>
+      <w:tr>
+        <w:tc>
+          <w:tcPr>
+            <w:tcW w:w="2250" w:type="dxa"/>
+          </w:tcPr>
+          <w:p>
+            <w:pPr>
+              <w:spacing w:before="60" w:after="60"/>
+            </w:pPr>
+            <w:r>
+              <w:rPr>
+                <w:sz w:val="20"/>
+                <w:szCs w:val="20"/>
+              </w:rPr>
+              <w:t xml:space="preserve">可直接观测层</w:t>
+            </w:r>
+          </w:p>
+        </w:tc>
+        <w:tc>
+          <w:tcPr>
+            <w:tcW w:w="2250" w:type="dxa"/>
+          </w:tcPr>
+          <w:p>
+            <w:pPr>
+              <w:spacing w:before="60" w:after="60"/>
+            </w:pPr>
+            <w:r>
+              <w:rPr>
+                <w:sz w:val="20"/>
+                <w:szCs w:val="20"/>
+              </w:rPr>
+              <w:t xml:space="preserve">低到中等</w:t>
+            </w:r>
+          </w:p>
+        </w:tc>
+        <w:tc>
+          <w:tcPr>
+            <w:tcW w:w="2250" w:type="dxa"/>
+          </w:tcPr>
+          <w:p>
+            <w:pPr>
+              <w:spacing w:before="60" w:after="60"/>
+            </w:pPr>
+            <w:r>
+              <w:rPr>
+                <w:sz w:val="20"/>
+                <w:szCs w:val="20"/>
+              </w:rPr>
+              <w:t xml:space="preserve">活动页表单、口令报码、活码新增、热线分机、顾问入口。</w:t>
+            </w:r>
+          </w:p>
+        </w:tc>
+        <w:tc>
+          <w:tcPr>
+            <w:tcW w:w="2250" w:type="dxa"/>
+          </w:tcPr>
+          <w:p>
+            <w:pPr>
+              <w:spacing w:before="60" w:after="60"/>
+            </w:pPr>
+            <w:r>
+              <w:rPr>
+                <w:sz w:val="20"/>
+                <w:szCs w:val="20"/>
+              </w:rPr>
+              <w:t xml:space="preserve">适合建立最小闭环，但通常只覆盖总 GEO 贡献的一部分。</w:t>
+            </w:r>
+          </w:p>
+        </w:tc>
+      </w:tr>
+      <w:tr>
+        <w:tc>
+          <w:tcPr>
+            <w:tcW w:w="2250" w:type="dxa"/>
+          </w:tcPr>
+          <w:p>
+            <w:pPr>
+              <w:spacing w:before="60" w:after="60"/>
+            </w:pPr>
+            <w:r>
+              <w:rPr>
+                <w:sz w:val="20"/>
+                <w:szCs w:val="20"/>
+              </w:rPr>
+              <w:t xml:space="preserve">可部分恢复层</w:t>
+            </w:r>
+          </w:p>
+        </w:tc>
+        <w:tc>
+          <w:tcPr>
+            <w:tcW w:w="2250" w:type="dxa"/>
+          </w:tcPr>
+          <w:p>
+            <w:pPr>
+              <w:spacing w:before="60" w:after="60"/>
+            </w:pPr>
+            <w:r>
+              <w:rPr>
+                <w:sz w:val="20"/>
+                <w:szCs w:val="20"/>
+              </w:rPr>
+              <w:t xml:space="preserve">中等</w:t>
+            </w:r>
+          </w:p>
+        </w:tc>
+        <w:tc>
+          <w:tcPr>
+            <w:tcW w:w="2250" w:type="dxa"/>
+          </w:tcPr>
+          <w:p>
+            <w:pPr>
+              <w:spacing w:before="60" w:after="60"/>
+            </w:pPr>
+            <w:r>
+              <w:rPr>
+                <w:sz w:val="20"/>
+                <w:szCs w:val="20"/>
+              </w:rPr>
+              <w:t xml:space="preserve">首问问卷、自报来源、顾问补录、销售备注、后续品牌搜索。</w:t>
+            </w:r>
+          </w:p>
+        </w:tc>
+        <w:tc>
+          <w:tcPr>
+            <w:tcW w:w="2250" w:type="dxa"/>
+          </w:tcPr>
+          <w:p>
+            <w:pPr>
+              <w:spacing w:before="60" w:after="60"/>
+            </w:pPr>
+            <w:r>
+              <w:rPr>
+                <w:sz w:val="20"/>
+                <w:szCs w:val="20"/>
+              </w:rPr>
+              <w:t xml:space="preserve">可以显著增强解释力，但对执行一致性依赖较高。</w:t>
+            </w:r>
+          </w:p>
+        </w:tc>
+      </w:tr>
+      <w:tr>
+        <w:tc>
+          <w:tcPr>
+            <w:tcW w:w="2250" w:type="dxa"/>
+          </w:tcPr>
+          <w:p>
+            <w:pPr>
+              <w:spacing w:before="60" w:after="60"/>
+            </w:pPr>
+            <w:r>
+              <w:rPr>
+                <w:sz w:val="20"/>
+                <w:szCs w:val="20"/>
+              </w:rPr>
+              <w:t xml:space="preserve">暂时不可观测层</w:t>
+            </w:r>
+          </w:p>
+        </w:tc>
+        <w:tc>
+          <w:tcPr>
+            <w:tcW w:w="2250" w:type="dxa"/>
+          </w:tcPr>
+          <w:p>
+            <w:pPr>
+              <w:spacing w:before="60" w:after="60"/>
+            </w:pPr>
+            <w:r>
+              <w:rPr>
+                <w:sz w:val="20"/>
+                <w:szCs w:val="20"/>
+              </w:rPr>
+              <w:t xml:space="preserve">低</w:t>
+            </w:r>
+          </w:p>
+        </w:tc>
+        <w:tc>
+          <w:tcPr>
+            <w:tcW w:w="2250" w:type="dxa"/>
+          </w:tcPr>
+          <w:p>
+            <w:pPr>
+              <w:spacing w:before="60" w:after="60"/>
+            </w:pPr>
+            <w:r>
+              <w:rPr>
+                <w:sz w:val="20"/>
+                <w:szCs w:val="20"/>
+              </w:rPr>
+              <w:t xml:space="preserve">AI 背书带来的品牌信任、成交阻力下降、销售说服成本下降。</w:t>
+            </w:r>
+          </w:p>
+        </w:tc>
+        <w:tc>
+          <w:tcPr>
+            <w:tcW w:w="2250" w:type="dxa"/>
+          </w:tcPr>
+          <w:p>
+            <w:pPr>
+              <w:spacing w:before="60" w:after="60"/>
+            </w:pPr>
+            <w:r>
+              <w:rPr>
+                <w:sz w:val="20"/>
+                <w:szCs w:val="20"/>
+              </w:rPr>
+              <w:t xml:space="preserve">更适合通过品牌词、商机率、成交效率和销售反馈做长期观察。</w:t>
             </w:r>
           </w:p>
         </w:tc>

--- a/skills/geo-tracking-plan/examples/xingfan-demo/xingfan-cn-geo-tracking-plan.docx
+++ b/skills/geo-tracking-plan/examples/xingfan-demo/xingfan-cn-geo-tracking-plan.docx
@@ -3232,6 +3232,663 @@
                 <w:szCs w:val="20"/>
               </w:rPr>
               <w:t xml:space="preserve">更适合通过品牌词、商机率、成交效率和销售反馈做长期观察。</w:t>
+            </w:r>
+          </w:p>
+        </w:tc>
+      </w:tr>
+    </w:tbl>
+    <w:p>
+      <w:pPr>
+        <w:spacing w:before="180" w:after="120"/>
+      </w:pPr>
+      <w:r>
+        <w:rPr>
+          <w:sz w:val="56"/>
+          <w:szCs w:val="56"/>
+          <w:b/>
+        </w:rPr>
+        <w:t xml:space="preserve">可观测性估算框架</w:t>
+      </w:r>
+    </w:p>
+    <w:p>
+      <w:pPr>
+        <w:spacing w:before="0" w:after="120"/>
+      </w:pPr>
+      <w:r>
+        <w:rPr>
+          <w:sz w:val="42"/>
+          <w:szCs w:val="42"/>
+        </w:rPr>
+        <w:t xml:space="preserve">基于星帆企服这类国内顾问转化型业务的多触点特征，当前更适合把可观测性拆成三层：Observed 用来承接活动页、口令、活码、热线等强信号；Recoverable 用来容纳首问问卷、顾问补录和销售备注；Unobservable 则留给 AI 背书带来的品牌与信任效应。</w:t>
+      </w:r>
+    </w:p>
+    <w:p>
+      <w:pPr>
+        <w:spacing w:before="0" w:after="120"/>
+      </w:pPr>
+      <w:r>
+        <w:rPr>
+          <w:sz w:val="42"/>
+          <w:szCs w:val="42"/>
+        </w:rPr>
+        <w:t xml:space="preserve">这组规划值不是固定定律，而是当前阶段的执行假设。只要顾问执行一致性和 CRM 字段质量继续提升，Observed 占比仍有提升空间，但不应承诺很快覆盖全部 GEO 价值。</w:t>
+      </w:r>
+    </w:p>
+    <w:p>
+      <w:pPr>
+        <w:spacing w:before="0" w:after="120"/>
+      </w:pPr>
+      <w:r>
+        <w:rPr>
+          <w:sz w:val="42"/>
+          <w:szCs w:val="42"/>
+          <w:b/>
+        </w:rPr>
+        <w:t xml:space="preserve">提示：三层规划值合计为 100%。在国内 GEO 场景里，更重要的不是追求虚假的全量归因，而是先拿到那一部分可稳定解释的结果，再持续把 Recoverable 往 Observed 迁移。</w:t>
+      </w:r>
+    </w:p>
+    <w:p>
+      <w:pPr>
+        <w:spacing w:before="0" w:after="100"/>
+      </w:pPr>
+      <w:r>
+        <w:rPr>
+          <w:sz w:val="44"/>
+          <w:szCs w:val="44"/>
+          <w:b/>
+        </w:rPr>
+        <w:t xml:space="preserve">Observed / Recoverable / Unobservable 规划分配</w:t>
+      </w:r>
+    </w:p>
+    <w:tbl>
+      <w:tblPr>
+        <w:tblW w:w="0" w:type="auto"/>
+        <w:tblBorders>
+          <w:top w:val="single" w:sz="8" w:space="0" w:color="D7DFE8"/>
+          <w:left w:val="single" w:sz="8" w:space="0" w:color="D7DFE8"/>
+          <w:bottom w:val="single" w:sz="8" w:space="0" w:color="D7DFE8"/>
+          <w:right w:val="single" w:sz="8" w:space="0" w:color="D7DFE8"/>
+          <w:insideH w:val="single" w:sz="8" w:space="0" w:color="D7DFE8"/>
+          <w:insideV w:val="single" w:sz="8" w:space="0" w:color="D7DFE8"/>
+        </w:tblBorders>
+      </w:tblPr>
+      <w:tr>
+        <w:tc>
+          <w:tcPr>
+            <w:tcW w:w="2250" w:type="dxa"/>
+          </w:tcPr>
+          <w:p>
+            <w:pPr>
+              <w:spacing w:before="60" w:after="60"/>
+            </w:pPr>
+            <w:r>
+              <w:rPr>
+                <w:sz w:val="20"/>
+                <w:szCs w:val="20"/>
+                <w:b/>
+              </w:rPr>
+              <w:t xml:space="preserve">层级</w:t>
+            </w:r>
+          </w:p>
+        </w:tc>
+        <w:tc>
+          <w:tcPr>
+            <w:tcW w:w="2250" w:type="dxa"/>
+          </w:tcPr>
+          <w:p>
+            <w:pPr>
+              <w:spacing w:before="60" w:after="60"/>
+            </w:pPr>
+            <w:r>
+              <w:rPr>
+                <w:sz w:val="20"/>
+                <w:szCs w:val="20"/>
+                <w:b/>
+              </w:rPr>
+              <w:t xml:space="preserve">规划值</w:t>
+            </w:r>
+          </w:p>
+        </w:tc>
+        <w:tc>
+          <w:tcPr>
+            <w:tcW w:w="2250" w:type="dxa"/>
+          </w:tcPr>
+          <w:p>
+            <w:pPr>
+              <w:spacing w:before="60" w:after="60"/>
+            </w:pPr>
+            <w:r>
+              <w:rPr>
+                <w:sz w:val="20"/>
+                <w:szCs w:val="20"/>
+                <w:b/>
+              </w:rPr>
+              <w:t xml:space="preserve">建议区间</w:t>
+            </w:r>
+          </w:p>
+        </w:tc>
+        <w:tc>
+          <w:tcPr>
+            <w:tcW w:w="2250" w:type="dxa"/>
+          </w:tcPr>
+          <w:p>
+            <w:pPr>
+              <w:spacing w:before="60" w:after="60"/>
+            </w:pPr>
+            <w:r>
+              <w:rPr>
+                <w:sz w:val="20"/>
+                <w:szCs w:val="20"/>
+                <w:b/>
+              </w:rPr>
+              <w:t xml:space="preserve">说明</w:t>
+            </w:r>
+          </w:p>
+        </w:tc>
+      </w:tr>
+      <w:tr>
+        <w:tc>
+          <w:tcPr>
+            <w:tcW w:w="2250" w:type="dxa"/>
+          </w:tcPr>
+          <w:p>
+            <w:pPr>
+              <w:spacing w:before="60" w:after="60"/>
+            </w:pPr>
+            <w:r>
+              <w:rPr>
+                <w:sz w:val="20"/>
+                <w:szCs w:val="20"/>
+              </w:rPr>
+              <w:t xml:space="preserve">Observed</w:t>
+            </w:r>
+          </w:p>
+        </w:tc>
+        <w:tc>
+          <w:tcPr>
+            <w:tcW w:w="2250" w:type="dxa"/>
+          </w:tcPr>
+          <w:p>
+            <w:pPr>
+              <w:spacing w:before="60" w:after="60"/>
+            </w:pPr>
+            <w:r>
+              <w:rPr>
+                <w:sz w:val="20"/>
+                <w:szCs w:val="20"/>
+              </w:rPr>
+              <w:t xml:space="preserve">20%</w:t>
+            </w:r>
+          </w:p>
+        </w:tc>
+        <w:tc>
+          <w:tcPr>
+            <w:tcW w:w="2250" w:type="dxa"/>
+          </w:tcPr>
+          <w:p>
+            <w:pPr>
+              <w:spacing w:before="60" w:after="60"/>
+            </w:pPr>
+            <w:r>
+              <w:rPr>
+                <w:sz w:val="20"/>
+                <w:szCs w:val="20"/>
+              </w:rPr>
+              <w:t xml:space="preserve">15%~25%</w:t>
+            </w:r>
+          </w:p>
+        </w:tc>
+        <w:tc>
+          <w:tcPr>
+            <w:tcW w:w="2250" w:type="dxa"/>
+          </w:tcPr>
+          <w:p>
+            <w:pPr>
+              <w:spacing w:before="60" w:after="60"/>
+            </w:pPr>
+            <w:r>
+              <w:rPr>
+                <w:sz w:val="20"/>
+                <w:szCs w:val="20"/>
+              </w:rPr>
+              <w:t xml:space="preserve">主要来自活动页表单、口令报码、活码新增和热线分机等可直接回收信号。</w:t>
+            </w:r>
+          </w:p>
+        </w:tc>
+      </w:tr>
+      <w:tr>
+        <w:tc>
+          <w:tcPr>
+            <w:tcW w:w="2250" w:type="dxa"/>
+          </w:tcPr>
+          <w:p>
+            <w:pPr>
+              <w:spacing w:before="60" w:after="60"/>
+            </w:pPr>
+            <w:r>
+              <w:rPr>
+                <w:sz w:val="20"/>
+                <w:szCs w:val="20"/>
+              </w:rPr>
+              <w:t xml:space="preserve">Recoverable</w:t>
+            </w:r>
+          </w:p>
+        </w:tc>
+        <w:tc>
+          <w:tcPr>
+            <w:tcW w:w="2250" w:type="dxa"/>
+          </w:tcPr>
+          <w:p>
+            <w:pPr>
+              <w:spacing w:before="60" w:after="60"/>
+            </w:pPr>
+            <w:r>
+              <w:rPr>
+                <w:sz w:val="20"/>
+                <w:szCs w:val="20"/>
+              </w:rPr>
+              <w:t xml:space="preserve">30%</w:t>
+            </w:r>
+          </w:p>
+        </w:tc>
+        <w:tc>
+          <w:tcPr>
+            <w:tcW w:w="2250" w:type="dxa"/>
+          </w:tcPr>
+          <w:p>
+            <w:pPr>
+              <w:spacing w:before="60" w:after="60"/>
+            </w:pPr>
+            <w:r>
+              <w:rPr>
+                <w:sz w:val="20"/>
+                <w:szCs w:val="20"/>
+              </w:rPr>
+              <w:t xml:space="preserve">25%~35%</w:t>
+            </w:r>
+          </w:p>
+        </w:tc>
+        <w:tc>
+          <w:tcPr>
+            <w:tcW w:w="2250" w:type="dxa"/>
+          </w:tcPr>
+          <w:p>
+            <w:pPr>
+              <w:spacing w:before="60" w:after="60"/>
+            </w:pPr>
+            <w:r>
+              <w:rPr>
+                <w:sz w:val="20"/>
+                <w:szCs w:val="20"/>
+              </w:rPr>
+              <w:t xml:space="preserve">依赖首问问卷、顾问补录、销售备注和后续品牌搜索解释。</w:t>
+            </w:r>
+          </w:p>
+        </w:tc>
+      </w:tr>
+      <w:tr>
+        <w:tc>
+          <w:tcPr>
+            <w:tcW w:w="2250" w:type="dxa"/>
+          </w:tcPr>
+          <w:p>
+            <w:pPr>
+              <w:spacing w:before="60" w:after="60"/>
+            </w:pPr>
+            <w:r>
+              <w:rPr>
+                <w:sz w:val="20"/>
+                <w:szCs w:val="20"/>
+              </w:rPr>
+              <w:t xml:space="preserve">Unobservable</w:t>
+            </w:r>
+          </w:p>
+        </w:tc>
+        <w:tc>
+          <w:tcPr>
+            <w:tcW w:w="2250" w:type="dxa"/>
+          </w:tcPr>
+          <w:p>
+            <w:pPr>
+              <w:spacing w:before="60" w:after="60"/>
+            </w:pPr>
+            <w:r>
+              <w:rPr>
+                <w:sz w:val="20"/>
+                <w:szCs w:val="20"/>
+              </w:rPr>
+              <w:t xml:space="preserve">50%</w:t>
+            </w:r>
+          </w:p>
+        </w:tc>
+        <w:tc>
+          <w:tcPr>
+            <w:tcW w:w="2250" w:type="dxa"/>
+          </w:tcPr>
+          <w:p>
+            <w:pPr>
+              <w:spacing w:before="60" w:after="60"/>
+            </w:pPr>
+            <w:r>
+              <w:rPr>
+                <w:sz w:val="20"/>
+                <w:szCs w:val="20"/>
+              </w:rPr>
+              <w:t xml:space="preserve">40%~60%</w:t>
+            </w:r>
+          </w:p>
+        </w:tc>
+        <w:tc>
+          <w:tcPr>
+            <w:tcW w:w="2250" w:type="dxa"/>
+          </w:tcPr>
+          <w:p>
+            <w:pPr>
+              <w:spacing w:before="60" w:after="60"/>
+            </w:pPr>
+            <w:r>
+              <w:rPr>
+                <w:sz w:val="20"/>
+                <w:szCs w:val="20"/>
+              </w:rPr>
+              <w:t xml:space="preserve">主要容纳 AI 背书带来的品牌信任、默认候选和成交阻力下降。</w:t>
+            </w:r>
+          </w:p>
+        </w:tc>
+      </w:tr>
+    </w:tbl>
+    <w:tbl>
+      <w:tblPr>
+        <w:tblW w:w="0" w:type="auto"/>
+        <w:tblBorders>
+          <w:top w:val="single" w:sz="8" w:space="0" w:color="D7DFE8"/>
+          <w:left w:val="single" w:sz="8" w:space="0" w:color="D7DFE8"/>
+          <w:bottom w:val="single" w:sz="8" w:space="0" w:color="D7DFE8"/>
+          <w:right w:val="single" w:sz="8" w:space="0" w:color="D7DFE8"/>
+          <w:insideH w:val="single" w:sz="8" w:space="0" w:color="D7DFE8"/>
+          <w:insideV w:val="single" w:sz="8" w:space="0" w:color="D7DFE8"/>
+        </w:tblBorders>
+      </w:tblPr>
+      <w:tr>
+        <w:tc>
+          <w:tcPr>
+            <w:tcW w:w="2250" w:type="dxa"/>
+          </w:tcPr>
+          <w:p>
+            <w:pPr>
+              <w:spacing w:before="60" w:after="60"/>
+            </w:pPr>
+            <w:r>
+              <w:rPr>
+                <w:sz w:val="20"/>
+                <w:szCs w:val="20"/>
+                <w:b/>
+              </w:rPr>
+              <w:t xml:space="preserve">层级</w:t>
+            </w:r>
+          </w:p>
+        </w:tc>
+        <w:tc>
+          <w:tcPr>
+            <w:tcW w:w="2250" w:type="dxa"/>
+          </w:tcPr>
+          <w:p>
+            <w:pPr>
+              <w:spacing w:before="60" w:after="60"/>
+            </w:pPr>
+            <w:r>
+              <w:rPr>
+                <w:sz w:val="20"/>
+                <w:szCs w:val="20"/>
+                <w:b/>
+              </w:rPr>
+              <w:t xml:space="preserve">当前规划值</w:t>
+            </w:r>
+          </w:p>
+        </w:tc>
+        <w:tc>
+          <w:tcPr>
+            <w:tcW w:w="2250" w:type="dxa"/>
+          </w:tcPr>
+          <w:p>
+            <w:pPr>
+              <w:spacing w:before="60" w:after="60"/>
+            </w:pPr>
+            <w:r>
+              <w:rPr>
+                <w:sz w:val="20"/>
+                <w:szCs w:val="20"/>
+                <w:b/>
+              </w:rPr>
+              <w:t xml:space="preserve">适用前提</w:t>
+            </w:r>
+          </w:p>
+        </w:tc>
+        <w:tc>
+          <w:tcPr>
+            <w:tcW w:w="2250" w:type="dxa"/>
+          </w:tcPr>
+          <w:p>
+            <w:pPr>
+              <w:spacing w:before="60" w:after="60"/>
+            </w:pPr>
+            <w:r>
+              <w:rPr>
+                <w:sz w:val="20"/>
+                <w:szCs w:val="20"/>
+                <w:b/>
+              </w:rPr>
+              <w:t xml:space="preserve">下一步校准动作</w:t>
+            </w:r>
+          </w:p>
+        </w:tc>
+      </w:tr>
+      <w:tr>
+        <w:tc>
+          <w:tcPr>
+            <w:tcW w:w="2250" w:type="dxa"/>
+          </w:tcPr>
+          <w:p>
+            <w:pPr>
+              <w:spacing w:before="60" w:after="60"/>
+            </w:pPr>
+            <w:r>
+              <w:rPr>
+                <w:sz w:val="20"/>
+                <w:szCs w:val="20"/>
+              </w:rPr>
+              <w:t xml:space="preserve">Observed</w:t>
+            </w:r>
+          </w:p>
+        </w:tc>
+        <w:tc>
+          <w:tcPr>
+            <w:tcW w:w="2250" w:type="dxa"/>
+          </w:tcPr>
+          <w:p>
+            <w:pPr>
+              <w:spacing w:before="60" w:after="60"/>
+            </w:pPr>
+            <w:r>
+              <w:rPr>
+                <w:sz w:val="20"/>
+                <w:szCs w:val="20"/>
+              </w:rPr>
+              <w:t xml:space="preserve">20%</w:t>
+            </w:r>
+          </w:p>
+        </w:tc>
+        <w:tc>
+          <w:tcPr>
+            <w:tcW w:w="2250" w:type="dxa"/>
+          </w:tcPr>
+          <w:p>
+            <w:pPr>
+              <w:spacing w:before="60" w:after="60"/>
+            </w:pPr>
+            <w:r>
+              <w:rPr>
+                <w:sz w:val="20"/>
+                <w:szCs w:val="20"/>
+              </w:rPr>
+              <w:t xml:space="preserve">活动页、活码、热线和顾问入口都能写回统一来源字段。</w:t>
+            </w:r>
+          </w:p>
+        </w:tc>
+        <w:tc>
+          <w:tcPr>
+            <w:tcW w:w="2250" w:type="dxa"/>
+          </w:tcPr>
+          <w:p>
+            <w:pPr>
+              <w:spacing w:before="60" w:after="60"/>
+            </w:pPr>
+            <w:r>
+              <w:rPr>
+                <w:sz w:val="20"/>
+                <w:szCs w:val="20"/>
+              </w:rPr>
+              <w:t xml:space="preserve">继续压缩来源字段漏填率，优先解决热线与顾问入口回传。</w:t>
+            </w:r>
+          </w:p>
+        </w:tc>
+      </w:tr>
+      <w:tr>
+        <w:tc>
+          <w:tcPr>
+            <w:tcW w:w="2250" w:type="dxa"/>
+          </w:tcPr>
+          <w:p>
+            <w:pPr>
+              <w:spacing w:before="60" w:after="60"/>
+            </w:pPr>
+            <w:r>
+              <w:rPr>
+                <w:sz w:val="20"/>
+                <w:szCs w:val="20"/>
+              </w:rPr>
+              <w:t xml:space="preserve">Recoverable</w:t>
+            </w:r>
+          </w:p>
+        </w:tc>
+        <w:tc>
+          <w:tcPr>
+            <w:tcW w:w="2250" w:type="dxa"/>
+          </w:tcPr>
+          <w:p>
+            <w:pPr>
+              <w:spacing w:before="60" w:after="60"/>
+            </w:pPr>
+            <w:r>
+              <w:rPr>
+                <w:sz w:val="20"/>
+                <w:szCs w:val="20"/>
+              </w:rPr>
+              <w:t xml:space="preserve">30%</w:t>
+            </w:r>
+          </w:p>
+        </w:tc>
+        <w:tc>
+          <w:tcPr>
+            <w:tcW w:w="2250" w:type="dxa"/>
+          </w:tcPr>
+          <w:p>
+            <w:pPr>
+              <w:spacing w:before="60" w:after="60"/>
+            </w:pPr>
+            <w:r>
+              <w:rPr>
+                <w:sz w:val="20"/>
+                <w:szCs w:val="20"/>
+              </w:rPr>
+              <w:t xml:space="preserve">顾问首问、自报来源和补录审核可以稳定执行。</w:t>
+            </w:r>
+          </w:p>
+        </w:tc>
+        <w:tc>
+          <w:tcPr>
+            <w:tcW w:w="2250" w:type="dxa"/>
+          </w:tcPr>
+          <w:p>
+            <w:pPr>
+              <w:spacing w:before="60" w:after="60"/>
+            </w:pPr>
+            <w:r>
+              <w:rPr>
+                <w:sz w:val="20"/>
+                <w:szCs w:val="20"/>
+              </w:rPr>
+              <w:t xml:space="preserve">把问卷口径和补录状态做成强制字段，并加入抽查。</w:t>
+            </w:r>
+          </w:p>
+        </w:tc>
+      </w:tr>
+      <w:tr>
+        <w:tc>
+          <w:tcPr>
+            <w:tcW w:w="2250" w:type="dxa"/>
+          </w:tcPr>
+          <w:p>
+            <w:pPr>
+              <w:spacing w:before="60" w:after="60"/>
+            </w:pPr>
+            <w:r>
+              <w:rPr>
+                <w:sz w:val="20"/>
+                <w:szCs w:val="20"/>
+              </w:rPr>
+              <w:t xml:space="preserve">Unobservable</w:t>
+            </w:r>
+          </w:p>
+        </w:tc>
+        <w:tc>
+          <w:tcPr>
+            <w:tcW w:w="2250" w:type="dxa"/>
+          </w:tcPr>
+          <w:p>
+            <w:pPr>
+              <w:spacing w:before="60" w:after="60"/>
+            </w:pPr>
+            <w:r>
+              <w:rPr>
+                <w:sz w:val="20"/>
+                <w:szCs w:val="20"/>
+              </w:rPr>
+              <w:t xml:space="preserve">50%</w:t>
+            </w:r>
+          </w:p>
+        </w:tc>
+        <w:tc>
+          <w:tcPr>
+            <w:tcW w:w="2250" w:type="dxa"/>
+          </w:tcPr>
+          <w:p>
+            <w:pPr>
+              <w:spacing w:before="60" w:after="60"/>
+            </w:pPr>
+            <w:r>
+              <w:rPr>
+                <w:sz w:val="20"/>
+                <w:szCs w:val="20"/>
+              </w:rPr>
+              <w:t xml:space="preserve">AI 背书更多体现在品牌心智、信任建立与成交效率改善。</w:t>
+            </w:r>
+          </w:p>
+        </w:tc>
+        <w:tc>
+          <w:tcPr>
+            <w:tcW w:w="2250" w:type="dxa"/>
+          </w:tcPr>
+          <w:p>
+            <w:pPr>
+              <w:spacing w:before="60" w:after="60"/>
+            </w:pPr>
+            <w:r>
+              <w:rPr>
+                <w:sz w:val="20"/>
+                <w:szCs w:val="20"/>
+              </w:rPr>
+              <w:t xml:space="preserve">联动品牌词、有效商机率、成交周期和销售反馈做月度复盘。</w:t>
             </w:r>
           </w:p>
         </w:tc>
